--- a/Modelos/AP/FATEC/Memorando_aprovacao_ch_dentro_jornada_FATEC.docx
+++ b/Modelos/AP/FATEC/Memorando_aprovacao_ch_dentro_jornada_FATEC.docx
@@ -6,6 +6,7 @@
       <w:pPr>
         <w:ind w:left="-567"/>
       </w:pPr>
+      <w:bookmarkStart w:id="0" w:name="_GoBack"/>
       <w:r>
         <w:rPr>
           <w:noProof/>
@@ -80,7 +81,6 @@
         <w:spacing w:after="120" w:line="240" w:lineRule="auto"/>
         <w:jc w:val="right"/>
         <w:rPr>
-          <w:color w:val="FF0000"/>
           <w:sz w:val="20"/>
           <w:szCs w:val="20"/>
         </w:rPr>
@@ -92,41 +92,12 @@
         </w:rPr>
         <w:t xml:space="preserve">Santa Maria, </w:t>
       </w:r>
-      <w:proofErr w:type="gramStart"/>
       <w:r>
         <w:rPr>
-          <w:color w:val="FF0000"/>
           <w:sz w:val="20"/>
           <w:szCs w:val="20"/>
         </w:rPr>
-        <w:t xml:space="preserve">{{ </w:t>
-      </w:r>
-      <w:proofErr w:type="spellStart"/>
-      <w:r>
-        <w:rPr>
-          <w:color w:val="FF0000"/>
-          <w:sz w:val="20"/>
-          <w:szCs w:val="20"/>
-        </w:rPr>
-        <w:t>data</w:t>
-      </w:r>
-      <w:proofErr w:type="gramEnd"/>
-      <w:r>
-        <w:rPr>
-          <w:color w:val="FF0000"/>
-          <w:sz w:val="20"/>
-          <w:szCs w:val="20"/>
-        </w:rPr>
-        <w:t>_atual</w:t>
-      </w:r>
-      <w:proofErr w:type="spellEnd"/>
-      <w:r>
-        <w:rPr>
-          <w:color w:val="FF0000"/>
-          <w:sz w:val="20"/>
-          <w:szCs w:val="20"/>
-        </w:rPr>
-        <w:t xml:space="preserve"> }}</w:t>
+        <w:t>{{ data_atual }}</w:t>
       </w:r>
     </w:p>
     <w:p>
@@ -206,8 +177,8 @@
           <w:szCs w:val="20"/>
         </w:rPr>
       </w:pPr>
-      <w:bookmarkStart w:id="0" w:name="_heading=h.8id43hauzvnx" w:colFirst="0" w:colLast="0"/>
-      <w:bookmarkEnd w:id="0"/>
+      <w:bookmarkStart w:id="1" w:name="_heading=h.8id43hauzvnx" w:colFirst="0" w:colLast="0"/>
+      <w:bookmarkEnd w:id="1"/>
     </w:p>
     <w:p>
       <w:pPr>
@@ -593,23 +564,7 @@
         <w:t>Título do projeto:</w:t>
       </w:r>
       <w:r>
-        <w:t xml:space="preserve"> </w:t>
-      </w:r>
-      <w:proofErr w:type="gramStart"/>
-      <w:r>
-        <w:t xml:space="preserve">{{ </w:t>
-      </w:r>
-      <w:proofErr w:type="spellStart"/>
-      <w:r>
-        <w:t>nome</w:t>
-      </w:r>
-      <w:proofErr w:type="gramEnd"/>
-      <w:r>
-        <w:t>_projeto</w:t>
-      </w:r>
-      <w:proofErr w:type="spellEnd"/>
-      <w:r>
-        <w:t xml:space="preserve"> }}</w:t>
+        <w:t xml:space="preserve"> {{ nome_projeto }}</w:t>
       </w:r>
     </w:p>
     <w:p>
@@ -621,23 +576,7 @@
         <w:t>Número de registro do projeto:</w:t>
       </w:r>
       <w:r>
-        <w:t xml:space="preserve"> </w:t>
-      </w:r>
-      <w:proofErr w:type="gramStart"/>
-      <w:r>
-        <w:t xml:space="preserve">{{ </w:t>
-      </w:r>
-      <w:proofErr w:type="spellStart"/>
-      <w:r>
-        <w:t>n</w:t>
-      </w:r>
-      <w:proofErr w:type="gramEnd"/>
-      <w:r>
-        <w:t>_projeto</w:t>
-      </w:r>
-      <w:proofErr w:type="spellEnd"/>
-      <w:r>
-        <w:t xml:space="preserve"> }}</w:t>
+        <w:t xml:space="preserve"> {{ n_projeto }}</w:t>
       </w:r>
     </w:p>
     <w:p>
@@ -659,23 +598,7 @@
         <w:t xml:space="preserve"> da jornada de trabalho (horas semanais):</w:t>
       </w:r>
       <w:r>
-        <w:t xml:space="preserve"> </w:t>
-      </w:r>
-      <w:proofErr w:type="gramStart"/>
-      <w:r>
-        <w:t xml:space="preserve">{{ </w:t>
-      </w:r>
-      <w:proofErr w:type="spellStart"/>
-      <w:r>
-        <w:t>ch</w:t>
-      </w:r>
-      <w:proofErr w:type="gramEnd"/>
-      <w:r>
-        <w:t>_dentro</w:t>
-      </w:r>
-      <w:proofErr w:type="spellEnd"/>
-      <w:r>
-        <w:t xml:space="preserve"> }}</w:t>
+        <w:t xml:space="preserve"> {{ ch_dentro }}</w:t>
       </w:r>
     </w:p>
     <w:p>
@@ -744,7 +667,6 @@
               <w:spacing w:after="120" w:line="240" w:lineRule="auto"/>
               <w:jc w:val="center"/>
               <w:rPr>
-                <w:color w:val="FF0000"/>
                 <w:sz w:val="20"/>
                 <w:szCs w:val="20"/>
               </w:rPr>
@@ -756,23 +678,12 @@
               </w:rPr>
               <w:t xml:space="preserve">Prof./TAE: </w:t>
             </w:r>
-            <w:proofErr w:type="gramStart"/>
             <w:r>
               <w:rPr>
-                <w:color w:val="FF0000"/>
                 <w:sz w:val="20"/>
                 <w:szCs w:val="20"/>
               </w:rPr>
-              <w:t>{{ participante</w:t>
-            </w:r>
-            <w:proofErr w:type="gramEnd"/>
-            <w:r>
-              <w:rPr>
-                <w:color w:val="FF0000"/>
-                <w:sz w:val="20"/>
-                <w:szCs w:val="20"/>
-              </w:rPr>
-              <w:t xml:space="preserve"> }}</w:t>
+              <w:t>{{ participante }}</w:t>
             </w:r>
           </w:p>
           <w:p>
@@ -780,54 +691,23 @@
               <w:spacing w:after="120" w:line="240" w:lineRule="auto"/>
               <w:jc w:val="center"/>
               <w:rPr>
-                <w:color w:val="FF0000"/>
                 <w:sz w:val="20"/>
                 <w:szCs w:val="20"/>
               </w:rPr>
             </w:pPr>
-            <w:proofErr w:type="spellStart"/>
             <w:r>
               <w:rPr>
                 <w:sz w:val="20"/>
                 <w:szCs w:val="20"/>
               </w:rPr>
-              <w:t>Siape</w:t>
+              <w:t xml:space="preserve">Siape: </w:t>
             </w:r>
-            <w:proofErr w:type="spellEnd"/>
             <w:r>
               <w:rPr>
                 <w:sz w:val="20"/>
                 <w:szCs w:val="20"/>
               </w:rPr>
-              <w:t xml:space="preserve">: </w:t>
-            </w:r>
-            <w:proofErr w:type="gramStart"/>
-            <w:r>
-              <w:rPr>
-                <w:color w:val="FF0000"/>
-                <w:sz w:val="20"/>
-                <w:szCs w:val="20"/>
-              </w:rPr>
-              <w:t xml:space="preserve">{{ </w:t>
-            </w:r>
-            <w:proofErr w:type="spellStart"/>
-            <w:r>
-              <w:rPr>
-                <w:color w:val="FF0000"/>
-                <w:sz w:val="20"/>
-                <w:szCs w:val="20"/>
-              </w:rPr>
-              <w:t>siape</w:t>
-            </w:r>
-            <w:proofErr w:type="spellEnd"/>
-            <w:proofErr w:type="gramEnd"/>
-            <w:r>
-              <w:rPr>
-                <w:color w:val="FF0000"/>
-                <w:sz w:val="20"/>
-                <w:szCs w:val="20"/>
-              </w:rPr>
-              <w:t xml:space="preserve"> }}</w:t>
+              <w:t>{{ siape }}</w:t>
             </w:r>
           </w:p>
         </w:tc>
@@ -896,7 +776,6 @@
               <w:spacing w:after="120" w:line="240" w:lineRule="auto"/>
               <w:jc w:val="center"/>
               <w:rPr>
-                <w:color w:val="FF0000"/>
                 <w:sz w:val="20"/>
                 <w:szCs w:val="20"/>
               </w:rPr>
@@ -908,41 +787,12 @@
               </w:rPr>
               <w:t xml:space="preserve">Nome: </w:t>
             </w:r>
-            <w:proofErr w:type="gramStart"/>
             <w:r>
               <w:rPr>
-                <w:color w:val="FF0000"/>
                 <w:sz w:val="20"/>
                 <w:szCs w:val="20"/>
               </w:rPr>
-              <w:t xml:space="preserve">{{ </w:t>
-            </w:r>
-            <w:proofErr w:type="spellStart"/>
-            <w:r>
-              <w:rPr>
-                <w:color w:val="FF0000"/>
-                <w:sz w:val="20"/>
-                <w:szCs w:val="20"/>
-              </w:rPr>
-              <w:t>nome</w:t>
-            </w:r>
-            <w:proofErr w:type="gramEnd"/>
-            <w:r>
-              <w:rPr>
-                <w:color w:val="FF0000"/>
-                <w:sz w:val="20"/>
-                <w:szCs w:val="20"/>
-              </w:rPr>
-              <w:t>_chefia</w:t>
-            </w:r>
-            <w:proofErr w:type="spellEnd"/>
-            <w:r>
-              <w:rPr>
-                <w:color w:val="FF0000"/>
-                <w:sz w:val="20"/>
-                <w:szCs w:val="20"/>
-              </w:rPr>
-              <w:t xml:space="preserve"> }}</w:t>
+              <w:t>{{ nome_chefia }}</w:t>
             </w:r>
           </w:p>
           <w:p>
@@ -950,66 +800,28 @@
               <w:spacing w:after="120" w:line="240" w:lineRule="auto"/>
               <w:jc w:val="center"/>
               <w:rPr>
-                <w:color w:val="FF0000"/>
                 <w:sz w:val="20"/>
                 <w:szCs w:val="20"/>
               </w:rPr>
             </w:pPr>
-            <w:proofErr w:type="spellStart"/>
             <w:r>
               <w:rPr>
                 <w:sz w:val="20"/>
                 <w:szCs w:val="20"/>
               </w:rPr>
-              <w:t>Siape</w:t>
+              <w:t xml:space="preserve">Siape: </w:t>
             </w:r>
-            <w:proofErr w:type="spellEnd"/>
             <w:r>
               <w:rPr>
                 <w:sz w:val="20"/>
                 <w:szCs w:val="20"/>
               </w:rPr>
-              <w:t>:</w:t>
+              <w:t>{{ siape_chefia }}</w:t>
             </w:r>
-            <w:r>
-              <w:rPr>
-                <w:color w:val="FF0000"/>
-                <w:sz w:val="20"/>
-                <w:szCs w:val="20"/>
-              </w:rPr>
-              <w:t xml:space="preserve"> </w:t>
-            </w:r>
-            <w:r>
-              <w:rPr>
-                <w:color w:val="FF0000"/>
-                <w:sz w:val="20"/>
-                <w:szCs w:val="20"/>
-              </w:rPr>
-              <w:t xml:space="preserve">{{ </w:t>
-            </w:r>
-            <w:proofErr w:type="spellStart"/>
-            <w:r>
-              <w:rPr>
-                <w:color w:val="FF0000"/>
-                <w:sz w:val="20"/>
-                <w:szCs w:val="20"/>
-              </w:rPr>
-              <w:t>siape_chefia</w:t>
-            </w:r>
-            <w:proofErr w:type="spellEnd"/>
-            <w:r>
-              <w:rPr>
-                <w:color w:val="FF0000"/>
-                <w:sz w:val="20"/>
-                <w:szCs w:val="20"/>
-              </w:rPr>
-              <w:t xml:space="preserve"> }}</w:t>
-            </w:r>
-            <w:bookmarkStart w:id="1" w:name="_GoBack"/>
-            <w:bookmarkEnd w:id="1"/>
           </w:p>
         </w:tc>
       </w:tr>
+      <w:bookmarkEnd w:id="0"/>
     </w:tbl>
     <w:p>
       <w:pPr>
